--- a/vbhc-vn/skills/vbhc-vn/tests/fail/r07b-dong-luu-con-ten-chuyen-vien.docx
+++ b/vbhc-vn/skills/vbhc-vn/tests/fail/r07b-dong-luu-con-ten-chuyen-vien.docx
@@ -2480,47 +2480,6 @@
                 <w:lang w:val="vi-VN"/>
               </w:rPr>
               <w:t>);</w:t>
-            </w:r>
-          </w:p>
-          <w:p>
-            <w:pPr>
-              <w:tabs>
-                <w:tab w:val="left" w:pos="7296"/>
-              </w:tabs>
-              <w:jc w:val="both"/>
-              <w:rPr>
-                <w:rFonts w:ascii="Times New Roman" w:hAnsi="Times New Roman"/>
-                <w:color w:val="000000"/>
-                <w:sz w:val="24"/>
-                <w:szCs w:val="28"/>
-              </w:rPr>
-            </w:pPr>
-            <w:r>
-              <w:rPr>
-                <w:rFonts w:ascii="Times New Roman" w:hAnsi="Times New Roman"/>
-                <w:color w:val="000000"/>
-                <w:sz w:val="24"/>
-                <w:szCs w:val="28"/>
-              </w:rPr>
-              <w:t xml:space="preserve">- </w:t>
-            </w:r>
-            <w:r>
-              <w:rPr>
-                <w:rFonts w:ascii="Times New Roman" w:hAnsi="Times New Roman"/>
-                <w:color w:val="000000"/>
-                <w:sz w:val="24"/>
-                <w:szCs w:val="28"/>
-              </w:rPr>
-              <w:t>Ban Giám đốc Sở</w:t>
-            </w:r>
-            <w:r>
-              <w:rPr>
-                <w:rFonts w:ascii="Times New Roman" w:hAnsi="Times New Roman"/>
-                <w:color w:val="000000"/>
-                <w:sz w:val="24"/>
-                <w:szCs w:val="28"/>
-              </w:rPr>
-              <w:t>;</w:t>
             </w:r>
           </w:p>
           <w:p>
